--- a/面试准备大全/2.我的简历/詹志杰-AI应用开发-26100302.docx
+++ b/面试准备大全/2.我的简历/詹志杰-AI应用开发-26100302.docx
@@ -108,7 +108,6 @@
             </w14:solidFill>
           </w14:textFill>
         </w:rPr>
-        <w:t xml:space="preserve"/>
         <w:tab/>
       </w:r>
       <w:r>
@@ -224,7 +223,6 @@
             </w14:solidFill>
           </w14:textFill>
         </w:rPr>
-        <w:t xml:space="preserve"/>
         <w:tab/>
       </w:r>
       <w:r>
@@ -304,13 +302,13 @@
     </w:p>
     <w:p>
       <w:pPr>
+        <w:keepNext/>
         <w:spacing w:before="40" w:after="80" w:line="464" w:lineRule="exact"/>
         <w:ind w:left="682"/>
         <w:textAlignment w:val="center"/>
         <w:rPr>
           <w:sz w:val="21"/>
         </w:rPr>
-        <w:keepNext w:val="1"/>
       </w:pPr>
       <w:r>
         <w:rPr>
@@ -454,6 +452,7 @@
     </w:p>
     <w:p>
       <w:pPr>
+        <w:keepNext/>
         <w:tabs>
           <w:tab w:val="right" w:pos="10440"/>
         </w:tabs>
@@ -461,7 +460,6 @@
         <w:ind w:left="60"/>
         <w:jc w:val="left"/>
         <w:textAlignment w:val="center"/>
-        <w:keepNext w:val="1"/>
       </w:pPr>
       <w:r>
         <w:rPr>
@@ -493,6 +491,7 @@
     </w:p>
     <w:p>
       <w:pPr>
+        <w:keepNext/>
         <w:spacing w:before="0" w:after="30" w:line="330" w:lineRule="exact"/>
         <w:ind w:left="60"/>
         <w:jc w:val="left"/>
@@ -508,7 +507,6 @@
             </w14:solidFill>
           </w14:textFill>
         </w:rPr>
-        <w:keepNext w:val="1"/>
       </w:pPr>
       <w:r>
         <w:rPr>
@@ -547,6 +545,8 @@
     </w:p>
     <w:p>
       <w:pPr>
+        <w:keepLines/>
+        <w:widowControl/>
         <w:spacing w:before="0" w:after="30" w:line="290" w:lineRule="exact"/>
         <w:ind w:left="60" w:right="60"/>
         <w:textAlignment w:val="center"/>
@@ -561,8 +561,6 @@
             </w14:solidFill>
           </w14:textFill>
         </w:rPr>
-        <w:keepLines w:val="1"/>
-        <w:widowControl w:val="1"/>
       </w:pPr>
       <w:r>
         <w:rPr>
@@ -589,13 +587,13 @@
     </w:p>
     <w:p>
       <w:pPr>
+        <w:keepNext/>
         <w:spacing w:before="40" w:after="80" w:line="464" w:lineRule="exact"/>
         <w:ind w:left="682"/>
         <w:textAlignment w:val="center"/>
         <w:rPr>
           <w:sz w:val="21"/>
         </w:rPr>
-        <w:keepNext w:val="1"/>
       </w:pPr>
       <w:r>
         <w:rPr>
@@ -739,6 +737,7 @@
     </w:p>
     <w:p>
       <w:pPr>
+        <w:keepNext/>
         <w:tabs>
           <w:tab w:val="right" w:pos="10440"/>
         </w:tabs>
@@ -746,7 +745,6 @@
         <w:ind w:left="60"/>
         <w:jc w:val="left"/>
         <w:textAlignment w:val="center"/>
-        <w:keepNext w:val="1"/>
       </w:pPr>
       <w:r>
         <w:rPr>
@@ -813,6 +811,7 @@
     </w:p>
     <w:p>
       <w:pPr>
+        <w:keepNext/>
         <w:tabs>
           <w:tab w:val="right" w:pos="10440"/>
         </w:tabs>
@@ -820,7 +819,6 @@
         <w:ind w:left="60"/>
         <w:jc w:val="left"/>
         <w:textAlignment w:val="center"/>
-        <w:keepNext w:val="1"/>
       </w:pPr>
       <w:r>
         <w:rPr>
@@ -893,13 +891,13 @@
     </w:p>
     <w:p>
       <w:pPr>
+        <w:keepNext/>
         <w:spacing w:before="40" w:after="80" w:line="464" w:lineRule="exact"/>
         <w:ind w:left="682"/>
         <w:textAlignment w:val="center"/>
         <w:rPr>
           <w:sz w:val="21"/>
         </w:rPr>
-        <w:keepNext w:val="1"/>
       </w:pPr>
       <w:r>
         <w:rPr>
@@ -1043,14 +1041,14 @@
     </w:p>
     <w:p>
       <w:pPr>
+        <w:keepNext/>
         <w:tabs>
           <w:tab w:val="right" w:pos="10440"/>
         </w:tabs>
         <w:spacing w:before="0" w:after="30" w:line="360" w:lineRule="exact"/>
+        <w:ind w:left="60"/>
         <w:jc w:val="left"/>
         <w:textAlignment w:val="center"/>
-        <w:keepNext w:val="1"/>
-        <w:ind w:left="60"/>
       </w:pPr>
       <w:r>
         <w:rPr>
@@ -1069,7 +1067,7 @@
           <w:sz w:val="22"/>
           <w:lang w:val="en-US" w:eastAsia="zh-CN"/>
         </w:rPr>
-        <w:t>4</w:t>
+        <w:t>5</w:t>
       </w:r>
       <w:r>
         <w:rPr>
@@ -1107,7 +1105,7 @@
           <w:sz w:val="22"/>
           <w:lang w:val="en-US" w:eastAsia="zh-CN"/>
         </w:rPr>
-        <w:t>6.9</w:t>
+        <w:t>6.10</w:t>
       </w:r>
       <w:r>
         <w:rPr>
@@ -1131,7 +1129,8 @@
     </w:p>
     <w:p>
       <w:pPr>
-        <w:keepLines w:val="1"/>
+        <w:keepLines/>
+        <w:widowControl/>
         <w:spacing w:before="0" w:after="30" w:line="290" w:lineRule="exact"/>
         <w:ind w:left="60" w:right="60"/>
         <w:jc w:val="left"/>
@@ -1151,7 +1150,6 @@
             </w14:solidFill>
           </w14:textFill>
         </w:rPr>
-        <w:widowControl w:val="1"/>
       </w:pPr>
       <w:r>
         <w:rPr>
@@ -1191,7 +1189,8 @@
     </w:p>
     <w:p>
       <w:pPr>
-        <w:keepLines w:val="1"/>
+        <w:keepLines/>
+        <w:widowControl/>
         <w:spacing w:before="0" w:after="30" w:line="290" w:lineRule="exact"/>
         <w:ind w:left="60" w:right="60"/>
         <w:jc w:val="left"/>
@@ -1212,7 +1211,6 @@
             </w14:solidFill>
           </w14:textFill>
         </w:rPr>
-        <w:widowControl w:val="1"/>
       </w:pPr>
       <w:r>
         <w:rPr>
@@ -1255,6 +1253,7 @@
     </w:p>
     <w:p>
       <w:pPr>
+        <w:keepNext/>
         <w:spacing w:before="30" w:after="10" w:line="290" w:lineRule="exact"/>
         <w:ind w:left="60" w:right="60"/>
         <w:jc w:val="left"/>
@@ -1273,7 +1272,6 @@
             </w14:solidFill>
           </w14:textFill>
         </w:rPr>
-        <w:keepNext w:val="1"/>
       </w:pPr>
       <w:r>
         <w:rPr>
@@ -1331,6 +1329,8 @@
     </w:p>
     <w:p>
       <w:pPr>
+        <w:keepLines/>
+        <w:widowControl/>
         <w:numPr>
           <w:ilvl w:val="0"/>
           <w:numId w:val="1"/>
@@ -1349,8 +1349,6 @@
             </w14:solidFill>
           </w14:textFill>
         </w:rPr>
-        <w:keepLines w:val="1"/>
-        <w:widowControl w:val="1"/>
       </w:pPr>
       <w:r>
         <w:rPr>
@@ -1387,32 +1385,13 @@
             </w14:solidFill>
           </w14:textFill>
         </w:rPr>
-        <w:t>基于 LangChain、LangGraph 构建主 Agent 与子 Agent 协作机制，实现任务拆解、工具调度及结果汇总，结合会话状态管理与上下文压缩支持多轮咨询和连续操作</w:t>
-      </w:r>
-      <w:bookmarkStart w:id="0" w:name="_GoBack"/>
-      <w:bookmarkEnd w:id="0"/>
-      <w:r>
-        <w:rPr>
-          <w:rFonts w:hint="eastAsia" w:ascii="微软雅黑" w:hAnsi="微软雅黑" w:eastAsia="微软雅黑"/>
-          <w:b w:val="0"/>
-          <w:bCs/>
-          <w:color w:val="0D0D0D" w:themeColor="text1" w:themeTint="F2"/>
-          <w:sz w:val="20"/>
-          <w:lang w:val="en-US" w:eastAsia="zh-CN"/>
-          <w14:textFill>
-            <w14:solidFill>
-              <w14:schemeClr w14:val="tx1">
-                <w14:lumMod w14:val="95000"/>
-                <w14:lumOff w14:val="5000"/>
-              </w14:schemeClr>
-            </w14:solidFill>
-          </w14:textFill>
-        </w:rPr>
-        <w:t>任务。</w:t>
-      </w:r>
-    </w:p>
-    <w:p>
-      <w:pPr>
+        <w:t>基于 LangChain、LangGraph 构建主 Agent 与子 Agent 协作机制，实现任务拆解、工具调度及结果汇总，结合会话状态管理与上下文压缩支持多轮咨询和连续操作任务。</w:t>
+      </w:r>
+    </w:p>
+    <w:p>
+      <w:pPr>
+        <w:keepLines/>
+        <w:widowControl/>
         <w:numPr>
           <w:ilvl w:val="0"/>
           <w:numId w:val="1"/>
@@ -1431,8 +1410,6 @@
             </w14:solidFill>
           </w14:textFill>
         </w:rPr>
-        <w:keepLines w:val="1"/>
-        <w:widowControl w:val="1"/>
       </w:pPr>
       <w:r>
         <w:rPr>
@@ -1472,6 +1449,8 @@
     </w:p>
     <w:p>
       <w:pPr>
+        <w:keepLines/>
+        <w:widowControl/>
         <w:numPr>
           <w:ilvl w:val="0"/>
           <w:numId w:val="1"/>
@@ -1495,8 +1474,6 @@
             </w14:solidFill>
           </w14:textFill>
         </w:rPr>
-        <w:keepLines w:val="1"/>
-        <w:widowControl w:val="1"/>
       </w:pPr>
       <w:r>
         <w:rPr>
@@ -1536,6 +1513,7 @@
     </w:p>
     <w:p>
       <w:pPr>
+        <w:keepNext/>
         <w:spacing w:before="30" w:after="10" w:line="290" w:lineRule="exact"/>
         <w:ind w:left="60" w:right="60"/>
         <w:jc w:val="left"/>
@@ -1553,7 +1531,6 @@
             </w14:solidFill>
           </w14:textFill>
         </w:rPr>
-        <w:keepNext w:val="1"/>
       </w:pPr>
       <w:r>
         <w:rPr>
@@ -1575,6 +1552,8 @@
     </w:p>
     <w:p>
       <w:pPr>
+        <w:keepLines/>
+        <w:widowControl/>
         <w:numPr>
           <w:ilvl w:val="0"/>
           <w:numId w:val="1"/>
@@ -1596,8 +1575,6 @@
             </w14:solidFill>
           </w14:textFill>
         </w:rPr>
-        <w:keepLines w:val="1"/>
-        <w:widowControl w:val="1"/>
       </w:pPr>
       <w:r>
         <w:rPr>
@@ -1657,6 +1634,8 @@
     </w:p>
     <w:p>
       <w:pPr>
+        <w:keepLines/>
+        <w:widowControl/>
         <w:numPr>
           <w:ilvl w:val="0"/>
           <w:numId w:val="1"/>
@@ -1675,8 +1654,6 @@
             </w14:solidFill>
           </w14:textFill>
         </w:rPr>
-        <w:keepLines w:val="1"/>
-        <w:widowControl w:val="1"/>
       </w:pPr>
       <w:r>
         <w:rPr>
@@ -1719,6 +1696,7 @@
     <w:p>
       <w:pPr>
         <w:numPr>
+          <w:ilvl w:val="0"/>
           <w:numId w:val="0"/>
         </w:numPr>
         <w:spacing w:before="0" w:after="0" w:line="160" w:lineRule="exact"/>
@@ -1739,10 +1717,12 @@
     </w:p>
     <w:p>
       <w:pPr>
+        <w:keepNext/>
         <w:tabs>
           <w:tab w:val="right" w:pos="10440"/>
         </w:tabs>
         <w:spacing w:before="0" w:after="30" w:line="360" w:lineRule="exact"/>
+        <w:ind w:left="60"/>
         <w:jc w:val="left"/>
         <w:textAlignment w:val="center"/>
         <w:rPr>
@@ -1752,8 +1732,6 @@
           <w:sz w:val="22"/>
           <w:lang w:val="en-US" w:eastAsia="zh-CN"/>
         </w:rPr>
-        <w:keepNext w:val="1"/>
-        <w:ind w:left="60"/>
       </w:pPr>
       <w:r>
         <w:rPr>
@@ -1834,7 +1812,8 @@
     </w:p>
     <w:p>
       <w:pPr>
-        <w:keepLines w:val="1"/>
+        <w:keepLines/>
+        <w:widowControl/>
         <w:spacing w:before="0" w:after="30" w:line="290" w:lineRule="exact"/>
         <w:ind w:left="60" w:right="60"/>
         <w:jc w:val="left"/>
@@ -1854,7 +1833,6 @@
             </w14:solidFill>
           </w14:textFill>
         </w:rPr>
-        <w:widowControl w:val="1"/>
       </w:pPr>
       <w:r>
         <w:rPr>
@@ -2135,7 +2113,8 @@
     </w:p>
     <w:p>
       <w:pPr>
-        <w:keepLines w:val="1"/>
+        <w:keepLines/>
+        <w:widowControl/>
         <w:spacing w:before="0" w:after="30" w:line="290" w:lineRule="exact"/>
         <w:ind w:left="60" w:right="60"/>
         <w:jc w:val="left"/>
@@ -2156,7 +2135,6 @@
             </w14:solidFill>
           </w14:textFill>
         </w:rPr>
-        <w:widowControl w:val="1"/>
       </w:pPr>
       <w:r>
         <w:rPr>
@@ -2239,6 +2217,7 @@
     </w:p>
     <w:p>
       <w:pPr>
+        <w:keepNext/>
         <w:spacing w:before="30" w:after="10" w:line="290" w:lineRule="exact"/>
         <w:ind w:left="60" w:right="60"/>
         <w:jc w:val="left"/>
@@ -2253,7 +2232,6 @@
             </w14:solidFill>
           </w14:textFill>
         </w:rPr>
-        <w:keepNext w:val="1"/>
       </w:pPr>
       <w:r>
         <w:rPr>
@@ -2293,6 +2271,8 @@
     </w:p>
     <w:p>
       <w:pPr>
+        <w:keepLines/>
+        <w:widowControl/>
         <w:numPr>
           <w:ilvl w:val="0"/>
           <w:numId w:val="1"/>
@@ -2311,8 +2291,6 @@
             </w14:solidFill>
           </w14:textFill>
         </w:rPr>
-        <w:keepLines w:val="1"/>
-        <w:widowControl w:val="1"/>
       </w:pPr>
       <w:r>
         <w:rPr>
@@ -2371,6 +2349,8 @@
     </w:p>
     <w:p>
       <w:pPr>
+        <w:keepLines/>
+        <w:widowControl/>
         <w:numPr>
           <w:ilvl w:val="0"/>
           <w:numId w:val="1"/>
@@ -2389,8 +2369,6 @@
             </w14:solidFill>
           </w14:textFill>
         </w:rPr>
-        <w:keepLines w:val="1"/>
-        <w:widowControl w:val="1"/>
       </w:pPr>
       <w:r>
         <w:rPr>
@@ -2571,6 +2549,7 @@
     </w:p>
     <w:p>
       <w:pPr>
+        <w:keepNext/>
         <w:spacing w:before="30" w:after="10" w:line="290" w:lineRule="exact"/>
         <w:ind w:left="60" w:right="60"/>
         <w:jc w:val="left"/>
@@ -2585,7 +2564,6 @@
             </w14:solidFill>
           </w14:textFill>
         </w:rPr>
-        <w:keepNext w:val="1"/>
       </w:pPr>
       <w:r>
         <w:rPr>
@@ -2607,6 +2585,8 @@
     </w:p>
     <w:p>
       <w:pPr>
+        <w:keepLines/>
+        <w:widowControl/>
         <w:numPr>
           <w:ilvl w:val="0"/>
           <w:numId w:val="1"/>
@@ -2625,8 +2605,6 @@
             </w14:solidFill>
           </w14:textFill>
         </w:rPr>
-        <w:keepLines w:val="1"/>
-        <w:widowControl w:val="1"/>
       </w:pPr>
       <w:r>
         <w:rPr>
@@ -2771,6 +2749,8 @@
     </w:p>
     <w:p>
       <w:pPr>
+        <w:keepLines/>
+        <w:widowControl/>
         <w:numPr>
           <w:ilvl w:val="0"/>
           <w:numId w:val="1"/>
@@ -2789,8 +2769,6 @@
             </w14:solidFill>
           </w14:textFill>
         </w:rPr>
-        <w:keepLines w:val="1"/>
-        <w:widowControl w:val="1"/>
       </w:pPr>
       <w:r>
         <w:rPr>
@@ -2928,6 +2906,8 @@
     </w:p>
     <w:p>
       <w:pPr>
+        <w:keepLines/>
+        <w:widowControl/>
         <w:numPr>
           <w:ilvl w:val="0"/>
           <w:numId w:val="1"/>
@@ -2951,8 +2931,6 @@
             </w14:solidFill>
           </w14:textFill>
         </w:rPr>
-        <w:keepLines w:val="1"/>
-        <w:widowControl w:val="1"/>
       </w:pPr>
       <w:r>
         <w:rPr>
@@ -3058,6 +3036,11 @@
     </w:p>
     <w:p>
       <w:pPr>
+        <w:keepNext/>
+        <w:pageBreakBefore/>
+        <w:tabs>
+          <w:tab w:val="right" w:pos="10440"/>
+        </w:tabs>
         <w:spacing w:before="0" w:after="30" w:line="360" w:lineRule="exact"/>
         <w:ind w:left="60"/>
         <w:jc w:val="left"/>
@@ -3067,11 +3050,6 @@
           <w:color w:val="3486FF"/>
           <w:sz w:val="22"/>
         </w:rPr>
-        <w:keepNext w:val="1"/>
-        <w:tabs>
-          <w:tab w:val="right" w:pos="10440"/>
-        </w:tabs>
-        <w:pageBreakBefore w:val="1"/>
       </w:pPr>
       <w:r>
         <w:rPr>
@@ -3109,40 +3087,51 @@
           <w:sz w:val="22"/>
           <w:lang w:val="en-US" w:eastAsia="zh-CN"/>
         </w:rPr>
-        <w:t xml:space="preserve">9</w:t>
-        <w:tab/>
-      </w:r>
-      <w:r>
-        <w:rPr>
-          <w:rFonts w:ascii="微软雅黑" w:hAnsi="微软雅黑" w:eastAsia="微软雅黑"/>
+        <w:t>10</w:t>
+      </w:r>
+      <w:r>
+        <w:rPr>
+          <w:rFonts w:hint="eastAsia" w:ascii="微软雅黑" w:hAnsi="微软雅黑" w:eastAsia="微软雅黑"/>
           <w:b/>
           <w:color w:val="3486FF"/>
           <w:sz w:val="22"/>
-        </w:rPr>
-        <w:t>NEXGO HU</w:t>
-      </w:r>
-      <w:r>
-        <w:rPr>
-          <w:rFonts w:hint="eastAsia" w:ascii="微软雅黑" w:hAnsi="微软雅黑" w:eastAsia="微软雅黑"/>
+          <w:lang w:val="en-US" w:eastAsia="zh-CN"/>
+        </w:rPr>
+        <w:tab/>
+      </w:r>
+      <w:r>
+        <w:rPr>
+          <w:rFonts w:ascii="微软雅黑" w:hAnsi="微软雅黑" w:eastAsia="微软雅黑"/>
           <w:b/>
           <w:color w:val="3486FF"/>
           <w:sz w:val="22"/>
-          <w:lang w:val="en-US" w:eastAsia="zh-CN"/>
-        </w:rPr>
-        <w:t>B</w:t>
-      </w:r>
-      <w:r>
-        <w:rPr>
-          <w:rFonts w:ascii="微软雅黑" w:hAnsi="微软雅黑" w:eastAsia="微软雅黑"/>
+        </w:rPr>
+        <w:t>NEXGO HU</w:t>
+      </w:r>
+      <w:r>
+        <w:rPr>
+          <w:rFonts w:hint="eastAsia" w:ascii="微软雅黑" w:hAnsi="微软雅黑" w:eastAsia="微软雅黑"/>
           <w:b/>
           <w:color w:val="3486FF"/>
           <w:sz w:val="22"/>
+          <w:lang w:val="en-US" w:eastAsia="zh-CN"/>
+        </w:rPr>
+        <w:t>B</w:t>
+      </w:r>
+      <w:r>
+        <w:rPr>
+          <w:rFonts w:ascii="微软雅黑" w:hAnsi="微软雅黑" w:eastAsia="微软雅黑"/>
+          <w:b/>
+          <w:color w:val="3486FF"/>
+          <w:sz w:val="22"/>
         </w:rPr>
         <w:t>支付系统</w:t>
       </w:r>
     </w:p>
     <w:p>
       <w:pPr>
+        <w:keepLines/>
+        <w:widowControl/>
         <w:spacing w:before="0" w:after="30" w:line="290" w:lineRule="exact"/>
         <w:ind w:left="60"/>
         <w:jc w:val="left"/>
@@ -3159,8 +3148,6 @@
             </w14:solidFill>
           </w14:textFill>
         </w:rPr>
-        <w:keepLines w:val="1"/>
-        <w:widowControl w:val="1"/>
       </w:pPr>
       <w:r>
         <w:rPr>
@@ -3287,6 +3274,7 @@
     </w:p>
     <w:p>
       <w:pPr>
+        <w:keepNext/>
         <w:spacing w:before="30" w:after="10" w:line="290" w:lineRule="exact"/>
         <w:ind w:left="60" w:right="60"/>
         <w:jc w:val="left"/>
@@ -3301,7 +3289,6 @@
             </w14:solidFill>
           </w14:textFill>
         </w:rPr>
-        <w:keepNext w:val="1"/>
       </w:pPr>
       <w:r>
         <w:rPr>
@@ -3323,6 +3310,8 @@
     </w:p>
     <w:p>
       <w:pPr>
+        <w:keepLines/>
+        <w:widowControl/>
         <w:numPr>
           <w:ilvl w:val="0"/>
           <w:numId w:val="1"/>
@@ -3341,8 +3330,6 @@
             </w14:solidFill>
           </w14:textFill>
         </w:rPr>
-        <w:keepLines w:val="1"/>
-        <w:widowControl w:val="1"/>
       </w:pPr>
       <w:r>
         <w:rPr>
@@ -3486,6 +3473,8 @@
     </w:p>
     <w:p>
       <w:pPr>
+        <w:keepLines/>
+        <w:widowControl/>
         <w:numPr>
           <w:ilvl w:val="0"/>
           <w:numId w:val="1"/>
@@ -3507,8 +3496,6 @@
             </w14:solidFill>
           </w14:textFill>
         </w:rPr>
-        <w:keepLines w:val="1"/>
-        <w:widowControl w:val="1"/>
       </w:pPr>
       <w:r>
         <w:rPr>
@@ -3670,6 +3657,8 @@
     </w:p>
     <w:p>
       <w:pPr>
+        <w:keepLines/>
+        <w:widowControl/>
         <w:numPr>
           <w:ilvl w:val="0"/>
           <w:numId w:val="1"/>
@@ -3692,8 +3681,6 @@
             </w14:solidFill>
           </w14:textFill>
         </w:rPr>
-        <w:keepLines w:val="1"/>
-        <w:widowControl w:val="1"/>
       </w:pPr>
       <w:r>
         <w:rPr>
@@ -3910,6 +3897,8 @@
     </w:p>
     <w:p>
       <w:pPr>
+        <w:keepLines/>
+        <w:widowControl/>
         <w:numPr>
           <w:ilvl w:val="0"/>
           <w:numId w:val="1"/>
@@ -3928,8 +3917,6 @@
             </w14:solidFill>
           </w14:textFill>
         </w:rPr>
-        <w:keepLines w:val="1"/>
-        <w:widowControl w:val="1"/>
       </w:pPr>
       <w:r>
         <w:rPr>
@@ -4005,6 +3992,7 @@
     </w:p>
     <w:p>
       <w:pPr>
+        <w:keepNext/>
         <w:spacing w:before="30" w:after="10" w:line="290" w:lineRule="exact"/>
         <w:ind w:left="60" w:right="60"/>
         <w:jc w:val="left"/>
@@ -4019,7 +4007,6 @@
             </w14:solidFill>
           </w14:textFill>
         </w:rPr>
-        <w:keepNext w:val="1"/>
       </w:pPr>
       <w:r>
         <w:rPr>
@@ -4041,6 +4028,8 @@
     </w:p>
     <w:p>
       <w:pPr>
+        <w:keepLines/>
+        <w:widowControl/>
         <w:numPr>
           <w:ilvl w:val="0"/>
           <w:numId w:val="1"/>
@@ -4059,8 +4048,6 @@
             </w14:solidFill>
           </w14:textFill>
         </w:rPr>
-        <w:keepLines w:val="1"/>
-        <w:widowControl w:val="1"/>
       </w:pPr>
       <w:r>
         <w:rPr>
@@ -4182,25 +4169,25 @@
             </w14:solidFill>
           </w14:textFill>
         </w:rPr>
-        <w:t>优化记账逻辑后并发</w:t>
-      </w:r>
-      <w:r>
-        <w:rPr>
-          <w:rFonts w:hint="eastAsia" w:ascii="微软雅黑" w:hAnsi="微软雅黑" w:eastAsia="微软雅黑"/>
-          <w:b w:val="0"/>
-          <w:color w:val="0D0D0D" w:themeColor="text1" w:themeTint="F2"/>
-          <w:sz w:val="20"/>
-          <w:lang w:val="en-US" w:eastAsia="zh-CN"/>
-          <w14:textFill>
-            <w14:solidFill>
-              <w14:schemeClr w14:val="tx1">
-                <w14:lumMod w14:val="95000"/>
-                <w14:lumOff w14:val="5000"/>
-              </w14:schemeClr>
-            </w14:solidFill>
-          </w14:textFill>
-        </w:rPr>
-        <w:t>从300提升到800</w:t>
+        <w:t>优化记账逻辑后</w:t>
+      </w:r>
+      <w:r>
+        <w:rPr>
+          <w:rFonts w:hint="eastAsia" w:ascii="微软雅黑" w:hAnsi="微软雅黑" w:eastAsia="微软雅黑"/>
+          <w:b w:val="0"/>
+          <w:color w:val="0D0D0D" w:themeColor="text1" w:themeTint="F2"/>
+          <w:sz w:val="20"/>
+          <w:lang w:val="en-US" w:eastAsia="zh-CN"/>
+          <w14:textFill>
+            <w14:solidFill>
+              <w14:schemeClr w14:val="tx1">
+                <w14:lumMod w14:val="95000"/>
+                <w14:lumOff w14:val="5000"/>
+              </w14:schemeClr>
+            </w14:solidFill>
+          </w14:textFill>
+        </w:rPr>
+        <w:t>QPS从300提升到800</w:t>
       </w:r>
       <w:r>
         <w:rPr>
@@ -4275,6 +4262,8 @@
     </w:p>
     <w:p>
       <w:pPr>
+        <w:keepLines/>
+        <w:widowControl/>
         <w:numPr>
           <w:ilvl w:val="0"/>
           <w:numId w:val="1"/>
@@ -4295,8 +4284,6 @@
             </w14:solidFill>
           </w14:textFill>
         </w:rPr>
-        <w:keepLines w:val="1"/>
-        <w:widowControl w:val="1"/>
       </w:pPr>
       <w:r>
         <w:rPr>
@@ -4412,6 +4399,7 @@
     </w:p>
     <w:p>
       <w:pPr>
+        <w:keepNext/>
         <w:tabs>
           <w:tab w:val="right" w:pos="10440"/>
         </w:tabs>
@@ -4423,7 +4411,6 @@
           <w:rFonts w:hint="eastAsia" w:eastAsia="微软雅黑"/>
           <w:lang w:val="en-US" w:eastAsia="zh-CN"/>
         </w:rPr>
-        <w:keepNext w:val="1"/>
       </w:pPr>
       <w:r>
         <w:rPr>
@@ -4462,7 +4449,8 @@
     </w:p>
     <w:p>
       <w:pPr>
-        <w:keepLines w:val="1"/>
+        <w:keepLines/>
+        <w:widowControl/>
         <w:spacing w:before="0" w:after="30" w:line="290" w:lineRule="exact"/>
         <w:ind w:left="60" w:right="60"/>
         <w:jc w:val="left"/>
@@ -4478,7 +4466,6 @@
             </w14:solidFill>
           </w14:textFill>
         </w:rPr>
-        <w:widowControl w:val="1"/>
       </w:pPr>
       <w:r>
         <w:rPr>
@@ -4691,6 +4678,7 @@
     </w:p>
     <w:p>
       <w:pPr>
+        <w:keepNext/>
         <w:keepLines/>
         <w:spacing w:before="30" w:after="10" w:line="290" w:lineRule="exact"/>
         <w:ind w:left="60" w:right="60"/>
@@ -4707,7 +4695,6 @@
             </w14:solidFill>
           </w14:textFill>
         </w:rPr>
-        <w:keepNext w:val="1"/>
       </w:pPr>
       <w:r>
         <w:rPr>
@@ -4729,7 +4716,8 @@
     </w:p>
     <w:p>
       <w:pPr>
-        <w:keepLines w:val="1"/>
+        <w:keepLines/>
+        <w:widowControl/>
         <w:numPr>
           <w:ilvl w:val="0"/>
           <w:numId w:val="2"/>
@@ -4749,7 +4737,6 @@
             </w14:solidFill>
           </w14:textFill>
         </w:rPr>
-        <w:widowControl w:val="1"/>
       </w:pPr>
       <w:r>
         <w:rPr>
@@ -4928,7 +4915,8 @@
     </w:p>
     <w:p>
       <w:pPr>
-        <w:keepLines w:val="1"/>
+        <w:keepLines/>
+        <w:widowControl/>
         <w:numPr>
           <w:ilvl w:val="0"/>
           <w:numId w:val="2"/>
@@ -4948,7 +4936,6 @@
             </w14:solidFill>
           </w14:textFill>
         </w:rPr>
-        <w:widowControl w:val="1"/>
       </w:pPr>
       <w:r>
         <w:rPr>
@@ -5075,7 +5062,8 @@
     </w:p>
     <w:p>
       <w:pPr>
-        <w:keepLines w:val="1"/>
+        <w:keepLines/>
+        <w:widowControl/>
         <w:numPr>
           <w:ilvl w:val="0"/>
           <w:numId w:val="2"/>
@@ -5095,7 +5083,6 @@
             </w14:solidFill>
           </w14:textFill>
         </w:rPr>
-        <w:widowControl w:val="1"/>
       </w:pPr>
       <w:r>
         <w:rPr>
@@ -5134,6 +5121,7 @@
     </w:p>
     <w:p>
       <w:pPr>
+        <w:keepNext/>
         <w:keepLines/>
         <w:spacing w:before="30" w:after="10" w:line="290" w:lineRule="exact"/>
         <w:ind w:left="60" w:right="60"/>
@@ -5150,7 +5138,6 @@
             </w14:solidFill>
           </w14:textFill>
         </w:rPr>
-        <w:keepNext w:val="1"/>
       </w:pPr>
       <w:r>
         <w:rPr>
@@ -5172,7 +5159,8 @@
     </w:p>
     <w:p>
       <w:pPr>
-        <w:keepLines w:val="1"/>
+        <w:keepLines/>
+        <w:widowControl/>
         <w:numPr>
           <w:ilvl w:val="0"/>
           <w:numId w:val="2"/>
@@ -5192,7 +5180,6 @@
             </w14:solidFill>
           </w14:textFill>
         </w:rPr>
-        <w:widowControl w:val="1"/>
       </w:pPr>
       <w:r>
         <w:rPr>
@@ -5278,12 +5265,50 @@
             </w14:solidFill>
           </w14:textFill>
         </w:rPr>
-        <w:t>企业客户的系统初始化配置时间从平均2小时降至10分钟，新客户接入效率提升1100%</w:t>
-      </w:r>
-    </w:p>
-    <w:p>
-      <w:pPr>
-        <w:keepLines w:val="1"/>
+        <w:t>企业客户的系统初始化配置时间从平均</w:t>
+      </w:r>
+      <w:r>
+        <w:rPr>
+          <w:rFonts w:hint="eastAsia" w:ascii="微软雅黑" w:hAnsi="微软雅黑" w:eastAsia="微软雅黑"/>
+          <w:b w:val="0"/>
+          <w:color w:val="0D0D0D" w:themeColor="text1" w:themeTint="F2"/>
+          <w:sz w:val="20"/>
+          <w:lang w:val="en-US" w:eastAsia="zh-CN"/>
+          <w14:textFill>
+            <w14:solidFill>
+              <w14:schemeClr w14:val="tx1">
+                <w14:lumMod w14:val="95000"/>
+                <w14:lumOff w14:val="5000"/>
+              </w14:schemeClr>
+            </w14:solidFill>
+          </w14:textFill>
+        </w:rPr>
+        <w:t>几天</w:t>
+      </w:r>
+      <w:bookmarkStart w:id="0" w:name="_GoBack"/>
+      <w:bookmarkEnd w:id="0"/>
+      <w:r>
+        <w:rPr>
+          <w:rFonts w:hint="eastAsia" w:ascii="微软雅黑" w:hAnsi="微软雅黑" w:eastAsia="微软雅黑"/>
+          <w:b w:val="0"/>
+          <w:color w:val="0D0D0D" w:themeColor="text1" w:themeTint="F2"/>
+          <w:sz w:val="20"/>
+          <w14:textFill>
+            <w14:solidFill>
+              <w14:schemeClr w14:val="tx1">
+                <w14:lumMod w14:val="95000"/>
+                <w14:lumOff w14:val="5000"/>
+              </w14:schemeClr>
+            </w14:solidFill>
+          </w14:textFill>
+        </w:rPr>
+        <w:t>降至10分钟，新客户接入效率提升1100%</w:t>
+      </w:r>
+    </w:p>
+    <w:p>
+      <w:pPr>
+        <w:keepLines/>
+        <w:widowControl/>
         <w:numPr>
           <w:ilvl w:val="0"/>
           <w:numId w:val="2"/>
@@ -5302,7 +5327,6 @@
             </w14:solidFill>
           </w14:textFill>
         </w:rPr>
-        <w:widowControl w:val="1"/>
       </w:pPr>
       <w:r>
         <w:rPr>
@@ -5444,7 +5468,8 @@
     </w:p>
     <w:p>
       <w:pPr>
-        <w:keepLines w:val="1"/>
+        <w:keepLines/>
+        <w:widowControl/>
         <w:numPr>
           <w:ilvl w:val="0"/>
           <w:numId w:val="2"/>
@@ -5463,7 +5488,6 @@
             </w14:solidFill>
           </w14:textFill>
         </w:rPr>
-        <w:widowControl w:val="1"/>
       </w:pPr>
       <w:r>
         <w:rPr>
@@ -5650,7 +5674,7 @@
     </w:p>
     <w:p>
       <w:pPr>
-        <w:keepNext w:val="1"/>
+        <w:keepNext/>
         <w:keepLines/>
         <w:spacing w:before="40" w:after="80" w:line="464" w:lineRule="exact"/>
         <w:ind w:left="682"/>
@@ -5815,13 +5839,48 @@
     </w:p>
     <w:p>
       <w:pPr>
-        <w:keepLines w:val="1"/>
+        <w:keepLines/>
+        <w:widowControl/>
         <w:spacing w:before="0" w:after="30" w:line="290" w:lineRule="exact"/>
         <w:ind w:left="60" w:right="60"/>
         <w:jc w:val="left"/>
         <w:textAlignment w:val="center"/>
         <w:rPr>
-          <w:rFonts w:hint="default" w:ascii="微软雅黑" w:hAnsi="微软雅黑" w:eastAsia="微软雅黑" w:cs="微软雅黑"/>
+          <w:rFonts w:ascii="微软雅黑" w:hAnsi="微软雅黑" w:eastAsia="微软雅黑" w:cs="微软雅黑"/>
+          <w:b/>
+          <w:color w:val="0D0D0D" w:themeColor="text1" w:themeTint="F2"/>
+          <w:sz w:val="20"/>
+          <w14:textFill>
+            <w14:solidFill>
+              <w14:schemeClr w14:val="tx1">
+                <w14:lumMod w14:val="95000"/>
+                <w14:lumOff w14:val="5000"/>
+              </w14:schemeClr>
+            </w14:solidFill>
+          </w14:textFill>
+        </w:rPr>
+      </w:pPr>
+      <w:r>
+        <w:rPr>
+          <w:rFonts w:hint="eastAsia" w:ascii="微软雅黑" w:hAnsi="微软雅黑" w:eastAsia="微软雅黑" w:cs="微软雅黑"/>
+          <w:b/>
+          <w:color w:val="0D0D0D" w:themeColor="text1" w:themeTint="F2"/>
+          <w:sz w:val="20"/>
+          <w:lang w:val="en-US" w:eastAsia="zh-CN"/>
+          <w14:textFill>
+            <w14:solidFill>
+              <w14:schemeClr w14:val="tx1">
+                <w14:lumMod w14:val="95000"/>
+                <w14:lumOff w14:val="5000"/>
+              </w14:schemeClr>
+            </w14:solidFill>
+          </w14:textFill>
+        </w:rPr>
+        <w:t>编程语言：</w:t>
+      </w:r>
+      <w:r>
+        <w:rPr>
+          <w:rFonts w:hint="eastAsia" w:ascii="微软雅黑" w:hAnsi="微软雅黑" w:eastAsia="微软雅黑" w:cs="微软雅黑"/>
           <w:b w:val="0"/>
           <w:bCs/>
           <w:color w:val="0D0D0D" w:themeColor="text1" w:themeTint="F2"/>
@@ -5836,156 +5895,13 @@
             </w14:solidFill>
           </w14:textFill>
         </w:rPr>
-        <w:widowControl w:val="1"/>
-      </w:pPr>
-      <w:r>
-        <w:rPr>
-          <w:rFonts w:ascii="微软雅黑" w:hAnsi="微软雅黑" w:eastAsia="微软雅黑" w:cs="微软雅黑"/>
-          <w:b/>
-          <w:color w:val="0D0D0D" w:themeColor="text1" w:themeTint="F2"/>
-          <w:sz w:val="20"/>
-          <w14:textFill>
-            <w14:solidFill>
-              <w14:schemeClr w14:val="tx1">
-                <w14:lumMod w14:val="95000"/>
-                <w14:lumOff w14:val="5000"/>
-              </w14:schemeClr>
-            </w14:solidFill>
-          </w14:textFill>
-        </w:rPr>
-        <w:t>Age</w:t>
-      </w:r>
-      <w:r>
-        <w:rPr>
-          <w:rFonts w:hint="eastAsia" w:ascii="微软雅黑" w:hAnsi="微软雅黑" w:eastAsia="微软雅黑" w:cs="微软雅黑"/>
-          <w:b/>
-          <w:color w:val="0D0D0D" w:themeColor="text1" w:themeTint="F2"/>
-          <w:sz w:val="20"/>
-          <w:lang w:val="en-US" w:eastAsia="zh-CN"/>
-          <w14:textFill>
-            <w14:solidFill>
-              <w14:schemeClr w14:val="tx1">
-                <w14:lumMod w14:val="95000"/>
-                <w14:lumOff w14:val="5000"/>
-              </w14:schemeClr>
-            </w14:solidFill>
-          </w14:textFill>
-        </w:rPr>
-        <w:t>nt</w:t>
-      </w:r>
-      <w:r>
-        <w:rPr>
-          <w:rFonts w:ascii="微软雅黑" w:hAnsi="微软雅黑" w:eastAsia="微软雅黑" w:cs="微软雅黑"/>
-          <w:b/>
-          <w:color w:val="0D0D0D" w:themeColor="text1" w:themeTint="F2"/>
-          <w:sz w:val="20"/>
-          <w14:textFill>
-            <w14:solidFill>
-              <w14:schemeClr w14:val="tx1">
-                <w14:lumMod w14:val="95000"/>
-                <w14:lumOff w14:val="5000"/>
-              </w14:schemeClr>
-            </w14:solidFill>
-          </w14:textFill>
-        </w:rPr>
-        <w:t>：</w:t>
-      </w:r>
-      <w:r>
-        <w:rPr>
-          <w:rFonts w:hint="eastAsia" w:ascii="微软雅黑" w:hAnsi="微软雅黑" w:eastAsia="微软雅黑" w:cs="微软雅黑"/>
-          <w:b w:val="0"/>
-          <w:bCs/>
-          <w:color w:val="0D0D0D" w:themeColor="text1" w:themeTint="F2"/>
-          <w:sz w:val="20"/>
-          <w:lang w:val="en-US" w:eastAsia="zh-CN"/>
-          <w14:textFill>
-            <w14:solidFill>
-              <w14:schemeClr w14:val="tx1">
-                <w14:lumMod w14:val="95000"/>
-                <w14:lumOff w14:val="5000"/>
-              </w14:schemeClr>
-            </w14:solidFill>
-          </w14:textFill>
-        </w:rPr>
-        <w:t>熟悉Model、Function Calling、MCP、Muti Agent、</w:t>
-      </w:r>
-      <w:r>
-        <w:rPr>
-          <w:rFonts w:hint="eastAsia" w:ascii="微软雅黑" w:hAnsi="微软雅黑" w:eastAsia="微软雅黑" w:cs="微软雅黑"/>
-          <w:b w:val="0"/>
-          <w:bCs/>
-          <w:color w:val="0D0D0D" w:themeColor="text1" w:themeTint="F2"/>
-          <w:sz w:val="20"/>
-          <w:lang w:val="en-US" w:eastAsia="zh-CN"/>
-          <w14:textFill>
-            <w14:solidFill>
-              <w14:schemeClr w14:val="tx1">
-                <w14:lumMod w14:val="95000"/>
-                <w14:lumOff w14:val="5000"/>
-              </w14:schemeClr>
-            </w14:solidFill>
-          </w14:textFill>
-        </w:rPr>
-        <w:t>记忆管理</w:t>
-      </w:r>
-      <w:r>
-        <w:rPr>
-          <w:rFonts w:hint="eastAsia" w:ascii="微软雅黑" w:hAnsi="微软雅黑" w:eastAsia="微软雅黑" w:cs="微软雅黑"/>
-          <w:b w:val="0"/>
-          <w:bCs/>
-          <w:color w:val="0D0D0D" w:themeColor="text1" w:themeTint="F2"/>
-          <w:sz w:val="20"/>
-          <w:lang w:val="en-US" w:eastAsia="zh-CN"/>
-          <w14:textFill>
-            <w14:solidFill>
-              <w14:schemeClr w14:val="tx1">
-                <w14:lumMod w14:val="95000"/>
-                <w14:lumOff w14:val="5000"/>
-              </w14:schemeClr>
-            </w14:solidFill>
-          </w14:textFill>
-        </w:rPr>
-        <w:t>，熟练使用LangChain、LangGraph进行Agent项目开发，使用</w:t>
-      </w:r>
-      <w:r>
-        <w:rPr>
-          <w:rFonts w:ascii="微软雅黑" w:hAnsi="微软雅黑" w:eastAsia="微软雅黑" w:cs="微软雅黑"/>
-          <w:b w:val="0"/>
-          <w:color w:val="0D0D0D" w:themeColor="text1" w:themeTint="F2"/>
-          <w:sz w:val="20"/>
-          <w14:textFill>
-            <w14:solidFill>
-              <w14:schemeClr w14:val="tx1">
-                <w14:lumMod w14:val="95000"/>
-                <w14:lumOff w14:val="5000"/>
-              </w14:schemeClr>
-            </w14:solidFill>
-          </w14:textFill>
-        </w:rPr>
-        <w:t>Langfuse</w:t>
-      </w:r>
-      <w:r>
-        <w:rPr>
-          <w:rFonts w:hint="eastAsia" w:ascii="微软雅黑" w:hAnsi="微软雅黑" w:eastAsia="微软雅黑" w:cs="微软雅黑"/>
-          <w:b w:val="0"/>
-          <w:color w:val="0D0D0D" w:themeColor="text1" w:themeTint="F2"/>
-          <w:sz w:val="20"/>
-          <w:lang w:val="en-US" w:eastAsia="zh-CN"/>
-          <w14:textFill>
-            <w14:solidFill>
-              <w14:schemeClr w14:val="tx1">
-                <w14:lumMod w14:val="95000"/>
-                <w14:lumOff w14:val="5000"/>
-              </w14:schemeClr>
-            </w14:solidFill>
-          </w14:textFill>
-        </w:rPr>
-        <w:t>做Agent可观测性和评测。</w:t>
-      </w:r>
-    </w:p>
-    <w:p>
-      <w:pPr>
-        <w:keepLines w:val="1"/>
+        <w:t>熟练掌握Java、Python等编程语言。</w:t>
+      </w:r>
+    </w:p>
+    <w:p>
+      <w:pPr>
+        <w:keepLines/>
+        <w:widowControl/>
         <w:spacing w:before="0" w:after="30" w:line="290" w:lineRule="exact"/>
         <w:ind w:left="60" w:right="60"/>
         <w:jc w:val="left"/>
@@ -6006,8 +5922,24 @@
             </w14:solidFill>
           </w14:textFill>
         </w:rPr>
-        <w:widowControl w:val="1"/>
-      </w:pPr>
+      </w:pPr>
+      <w:r>
+        <w:rPr>
+          <w:rFonts w:ascii="微软雅黑" w:hAnsi="微软雅黑" w:eastAsia="微软雅黑" w:cs="微软雅黑"/>
+          <w:b/>
+          <w:color w:val="0D0D0D" w:themeColor="text1" w:themeTint="F2"/>
+          <w:sz w:val="20"/>
+          <w14:textFill>
+            <w14:solidFill>
+              <w14:schemeClr w14:val="tx1">
+                <w14:lumMod w14:val="95000"/>
+                <w14:lumOff w14:val="5000"/>
+              </w14:schemeClr>
+            </w14:solidFill>
+          </w14:textFill>
+        </w:rPr>
+        <w:t>Age</w:t>
+      </w:r>
       <w:r>
         <w:rPr>
           <w:rFonts w:hint="eastAsia" w:ascii="微软雅黑" w:hAnsi="微软雅黑" w:eastAsia="微软雅黑" w:cs="微软雅黑"/>
@@ -6024,7 +5956,24 @@
             </w14:solidFill>
           </w14:textFill>
         </w:rPr>
-        <w:t>RAG：</w:t>
+        <w:t>nt</w:t>
+      </w:r>
+      <w:r>
+        <w:rPr>
+          <w:rFonts w:ascii="微软雅黑" w:hAnsi="微软雅黑" w:eastAsia="微软雅黑" w:cs="微软雅黑"/>
+          <w:b/>
+          <w:color w:val="0D0D0D" w:themeColor="text1" w:themeTint="F2"/>
+          <w:sz w:val="20"/>
+          <w14:textFill>
+            <w14:solidFill>
+              <w14:schemeClr w14:val="tx1">
+                <w14:lumMod w14:val="95000"/>
+                <w14:lumOff w14:val="5000"/>
+              </w14:schemeClr>
+            </w14:solidFill>
+          </w14:textFill>
+        </w:rPr>
+        <w:t>：</w:t>
       </w:r>
       <w:r>
         <w:rPr>
@@ -6043,12 +5992,48 @@
             </w14:solidFill>
           </w14:textFill>
         </w:rPr>
-        <w:t>熟悉RAG全流程，掌握使用RagFlow搭建知识库提供RAG服务，熟悉Qdrant、Milvus等向量数据库。</w:t>
-      </w:r>
-    </w:p>
-    <w:p>
-      <w:pPr>
-        <w:keepLines w:val="1"/>
+        <w:t>熟悉Model、Function Calling、MCP、Muti Agent、记忆管理，熟练使用LangChain、LangGraph进行Agent项目开发，使用</w:t>
+      </w:r>
+      <w:r>
+        <w:rPr>
+          <w:rFonts w:ascii="微软雅黑" w:hAnsi="微软雅黑" w:eastAsia="微软雅黑" w:cs="微软雅黑"/>
+          <w:b w:val="0"/>
+          <w:color w:val="0D0D0D" w:themeColor="text1" w:themeTint="F2"/>
+          <w:sz w:val="20"/>
+          <w14:textFill>
+            <w14:solidFill>
+              <w14:schemeClr w14:val="tx1">
+                <w14:lumMod w14:val="95000"/>
+                <w14:lumOff w14:val="5000"/>
+              </w14:schemeClr>
+            </w14:solidFill>
+          </w14:textFill>
+        </w:rPr>
+        <w:t>Langfuse</w:t>
+      </w:r>
+      <w:r>
+        <w:rPr>
+          <w:rFonts w:hint="eastAsia" w:ascii="微软雅黑" w:hAnsi="微软雅黑" w:eastAsia="微软雅黑" w:cs="微软雅黑"/>
+          <w:b w:val="0"/>
+          <w:color w:val="0D0D0D" w:themeColor="text1" w:themeTint="F2"/>
+          <w:sz w:val="20"/>
+          <w:lang w:val="en-US" w:eastAsia="zh-CN"/>
+          <w14:textFill>
+            <w14:solidFill>
+              <w14:schemeClr w14:val="tx1">
+                <w14:lumMod w14:val="95000"/>
+                <w14:lumOff w14:val="5000"/>
+              </w14:schemeClr>
+            </w14:solidFill>
+          </w14:textFill>
+        </w:rPr>
+        <w:t>做Agent可观测性和评测。</w:t>
+      </w:r>
+    </w:p>
+    <w:p>
+      <w:pPr>
+        <w:keepLines/>
+        <w:widowControl/>
         <w:spacing w:before="0" w:after="30" w:line="290" w:lineRule="exact"/>
         <w:ind w:left="60" w:right="60"/>
         <w:jc w:val="left"/>
@@ -6059,17 +6044,16 @@
           <w:bCs/>
           <w:color w:val="0D0D0D" w:themeColor="text1" w:themeTint="F2"/>
           <w:sz w:val="20"/>
-          <w:lang w:val="en-US"/>
-          <w14:textFill>
-            <w14:solidFill>
-              <w14:schemeClr w14:val="tx1">
-                <w14:lumMod w14:val="95000"/>
-                <w14:lumOff w14:val="5000"/>
-              </w14:schemeClr>
-            </w14:solidFill>
-          </w14:textFill>
-        </w:rPr>
-        <w:widowControl w:val="1"/>
+          <w:lang w:val="en-US" w:eastAsia="zh-CN"/>
+          <w14:textFill>
+            <w14:solidFill>
+              <w14:schemeClr w14:val="tx1">
+                <w14:lumMod w14:val="95000"/>
+                <w14:lumOff w14:val="5000"/>
+              </w14:schemeClr>
+            </w14:solidFill>
+          </w14:textFill>
+        </w:rPr>
       </w:pPr>
       <w:r>
         <w:rPr>
@@ -6087,7 +6071,7 @@
             </w14:solidFill>
           </w14:textFill>
         </w:rPr>
-        <w:t>编程语言：</w:t>
+        <w:t>RAG：</w:t>
       </w:r>
       <w:r>
         <w:rPr>
@@ -6106,12 +6090,13 @@
             </w14:solidFill>
           </w14:textFill>
         </w:rPr>
-        <w:t>熟练掌握Java、Python等编程语言。</w:t>
-      </w:r>
-    </w:p>
-    <w:p>
-      <w:pPr>
-        <w:keepLines w:val="1"/>
+        <w:t>熟悉RAG全流程，掌握使用RagFlow搭建知识库提供RAG服务，熟悉Qdrant、Milvus等向量数据库。</w:t>
+      </w:r>
+    </w:p>
+    <w:p>
+      <w:pPr>
+        <w:keepLines/>
+        <w:widowControl/>
         <w:spacing w:before="0" w:after="30" w:line="290" w:lineRule="exact"/>
         <w:ind w:left="60" w:right="60"/>
         <w:jc w:val="left"/>
@@ -6131,7 +6116,6 @@
             </w14:solidFill>
           </w14:textFill>
         </w:rPr>
-        <w:widowControl w:val="1"/>
       </w:pPr>
       <w:r>
         <w:rPr>
@@ -6149,7 +6133,7 @@
             </w14:solidFill>
           </w14:textFill>
         </w:rPr>
-        <w:t>开发</w:t>
+        <w:t>后端</w:t>
       </w:r>
       <w:r>
         <w:rPr>
@@ -6241,7 +6225,8 @@
     </w:p>
     <w:p>
       <w:pPr>
-        <w:keepLines w:val="1"/>
+        <w:keepLines/>
+        <w:widowControl/>
         <w:spacing w:before="0" w:after="30" w:line="290" w:lineRule="exact"/>
         <w:ind w:left="60" w:right="60"/>
         <w:jc w:val="left"/>
@@ -6262,7 +6247,6 @@
             </w14:solidFill>
           </w14:textFill>
         </w:rPr>
-        <w:widowControl w:val="1"/>
       </w:pPr>
       <w:r>
         <w:rPr>
@@ -6342,7 +6326,8 @@
     </w:p>
     <w:p>
       <w:pPr>
-        <w:keepLines w:val="1"/>
+        <w:keepLines/>
+        <w:widowControl/>
         <w:spacing w:before="0" w:after="30" w:line="290" w:lineRule="exact"/>
         <w:ind w:left="60" w:right="60"/>
         <w:jc w:val="left"/>
@@ -6363,7 +6348,6 @@
             </w14:solidFill>
           </w14:textFill>
         </w:rPr>
-        <w:widowControl w:val="1"/>
       </w:pPr>
       <w:r>
         <w:rPr>
@@ -6406,7 +6390,8 @@
     </w:p>
     <w:p>
       <w:pPr>
-        <w:keepLines w:val="1"/>
+        <w:keepLines/>
+        <w:widowControl/>
         <w:spacing w:before="0" w:after="30" w:line="290" w:lineRule="exact"/>
         <w:ind w:left="60" w:right="60"/>
         <w:jc w:val="left"/>
@@ -6426,7 +6411,6 @@
             </w14:solidFill>
           </w14:textFill>
         </w:rPr>
-        <w:widowControl w:val="1"/>
       </w:pPr>
       <w:r>
         <w:rPr>
@@ -6504,27 +6488,27 @@
     </w:p>
     <w:p>
       <w:pPr>
-        <w:keepLines w:val="1"/>
+        <w:keepLines/>
+        <w:widowControl/>
         <w:spacing w:before="0" w:after="30" w:line="290" w:lineRule="exact"/>
         <w:ind w:left="60" w:right="60"/>
         <w:jc w:val="left"/>
         <w:textAlignment w:val="center"/>
         <w:rPr>
           <w:rFonts w:hint="eastAsia" w:ascii="微软雅黑" w:hAnsi="微软雅黑" w:eastAsia="微软雅黑" w:cs="微软雅黑"/>
-          <w:b/>
-          <w:color w:val="0D0D0D" w:themeColor="text1" w:themeTint="F2"/>
-          <w:sz w:val="20"/>
-          <w:lang w:val="en-US" w:eastAsia="zh-CN"/>
-          <w14:textFill>
-            <w14:solidFill>
-              <w14:schemeClr w14:val="tx1">
-                <w14:lumMod w14:val="95000"/>
-                <w14:lumOff w14:val="5000"/>
-              </w14:schemeClr>
-            </w14:solidFill>
-          </w14:textFill>
-        </w:rPr>
-        <w:widowControl w:val="1"/>
+          <w:b w:val="0"/>
+          <w:color w:val="0D0D0D" w:themeColor="text1" w:themeTint="F2"/>
+          <w:sz w:val="20"/>
+          <w:lang w:eastAsia="zh-CN"/>
+          <w14:textFill>
+            <w14:solidFill>
+              <w14:schemeClr w14:val="tx1">
+                <w14:lumMod w14:val="95000"/>
+                <w14:lumOff w14:val="5000"/>
+              </w14:schemeClr>
+            </w14:solidFill>
+          </w14:textFill>
+        </w:rPr>
       </w:pPr>
       <w:r>
         <w:rPr>
@@ -6586,41 +6570,6 @@
           <w:b w:val="0"/>
           <w:color w:val="0D0D0D" w:themeColor="text1" w:themeTint="F2"/>
           <w:sz w:val="20"/>
-          <w:lang w:val="en-US" w:eastAsia="zh-CN"/>
-          <w14:textFill>
-            <w14:solidFill>
-              <w14:schemeClr w14:val="tx1">
-                <w14:lumMod w14:val="95000"/>
-                <w14:lumOff w14:val="5000"/>
-              </w14:schemeClr>
-            </w14:solidFill>
-          </w14:textFill>
-        </w:rPr>
-        <w:t>和</w:t>
-      </w:r>
-      <w:r>
-        <w:rPr>
-          <w:rFonts w:ascii="微软雅黑" w:hAnsi="微软雅黑" w:eastAsia="微软雅黑" w:cs="微软雅黑"/>
-          <w:b w:val="0"/>
-          <w:color w:val="0D0D0D" w:themeColor="text1" w:themeTint="F2"/>
-          <w:sz w:val="20"/>
-          <w14:textFill>
-            <w14:solidFill>
-              <w14:schemeClr w14:val="tx1">
-                <w14:lumMod w14:val="95000"/>
-                <w14:lumOff w14:val="5000"/>
-              </w14:schemeClr>
-            </w14:solidFill>
-          </w14:textFill>
-        </w:rPr>
-        <w:t>DeepSeek Harness</w:t>
-      </w:r>
-      <w:r>
-        <w:rPr>
-          <w:rFonts w:hint="eastAsia" w:ascii="微软雅黑" w:hAnsi="微软雅黑" w:eastAsia="微软雅黑" w:cs="微软雅黑"/>
-          <w:b w:val="0"/>
-          <w:color w:val="0D0D0D" w:themeColor="text1" w:themeTint="F2"/>
-          <w:sz w:val="20"/>
           <w:lang w:eastAsia="zh-CN"/>
           <w14:textFill>
             <w14:solidFill>
@@ -6636,32 +6585,94 @@
     </w:p>
     <w:p>
       <w:pPr>
-        <w:keepLines w:val="1"/>
+        <w:keepLines/>
+        <w:widowControl/>
         <w:spacing w:before="0" w:after="30" w:line="290" w:lineRule="exact"/>
         <w:ind w:left="60" w:right="60"/>
         <w:jc w:val="left"/>
         <w:textAlignment w:val="center"/>
         <w:rPr>
           <w:rFonts w:hint="default" w:ascii="微软雅黑" w:hAnsi="微软雅黑" w:eastAsia="微软雅黑" w:cs="微软雅黑"/>
-          <w:b/>
-          <w:color w:val="0D0D0D" w:themeColor="text1" w:themeTint="F2"/>
-          <w:sz w:val="20"/>
-          <w:lang w:val="en-US" w:eastAsia="zh-CN"/>
-          <w14:textFill>
-            <w14:solidFill>
-              <w14:schemeClr w14:val="tx1">
-                <w14:lumMod w14:val="95000"/>
-                <w14:lumOff w14:val="5000"/>
-              </w14:schemeClr>
-            </w14:solidFill>
-          </w14:textFill>
-        </w:rPr>
-        <w:widowControl w:val="1"/>
+          <w:b w:val="0"/>
+          <w:color w:val="0D0D0D" w:themeColor="text1" w:themeTint="F2"/>
+          <w:sz w:val="20"/>
+          <w:lang w:val="en-US" w:eastAsia="zh-CN"/>
+          <w14:textFill>
+            <w14:solidFill>
+              <w14:schemeClr w14:val="tx1">
+                <w14:lumMod w14:val="95000"/>
+                <w14:lumOff w14:val="5000"/>
+              </w14:schemeClr>
+            </w14:solidFill>
+          </w14:textFill>
+        </w:rPr>
       </w:pPr>
       <w:r>
         <w:rPr>
           <w:rFonts w:hint="eastAsia" w:ascii="微软雅黑" w:hAnsi="微软雅黑" w:eastAsia="微软雅黑" w:cs="微软雅黑"/>
           <w:b/>
+          <w:bCs/>
+          <w:color w:val="0D0D0D" w:themeColor="text1" w:themeTint="F2"/>
+          <w:sz w:val="20"/>
+          <w:lang w:val="en-US" w:eastAsia="zh-CN"/>
+          <w14:textFill>
+            <w14:solidFill>
+              <w14:schemeClr w14:val="tx1">
+                <w14:lumMod w14:val="95000"/>
+                <w14:lumOff w14:val="5000"/>
+              </w14:schemeClr>
+            </w14:solidFill>
+          </w14:textFill>
+        </w:rPr>
+        <w:t>Coding Skill：</w:t>
+      </w:r>
+      <w:r>
+        <w:rPr>
+          <w:rFonts w:hint="eastAsia" w:ascii="微软雅黑" w:hAnsi="微软雅黑" w:eastAsia="微软雅黑" w:cs="微软雅黑"/>
+          <w:b w:val="0"/>
+          <w:color w:val="0D0D0D" w:themeColor="text1" w:themeTint="F2"/>
+          <w:sz w:val="20"/>
+          <w:lang w:val="en-US" w:eastAsia="zh-CN"/>
+          <w14:textFill>
+            <w14:solidFill>
+              <w14:schemeClr w14:val="tx1">
+                <w14:lumMod w14:val="95000"/>
+                <w14:lumOff w14:val="5000"/>
+              </w14:schemeClr>
+            </w14:solidFill>
+          </w14:textFill>
+        </w:rPr>
+        <w:t>自研全自动开发工作流Agent插件，覆盖从需求分析、方案设计、代码实现、单元测试等阶段。</w:t>
+      </w:r>
+    </w:p>
+    <w:p>
+      <w:pPr>
+        <w:keepLines/>
+        <w:widowControl/>
+        <w:spacing w:before="0" w:after="30" w:line="290" w:lineRule="exact"/>
+        <w:ind w:left="60" w:right="60"/>
+        <w:jc w:val="left"/>
+        <w:textAlignment w:val="center"/>
+        <w:rPr>
+          <w:rFonts w:hint="default" w:ascii="微软雅黑" w:hAnsi="微软雅黑" w:eastAsia="微软雅黑" w:cs="微软雅黑"/>
+          <w:b/>
+          <w:color w:val="0D0D0D" w:themeColor="text1" w:themeTint="F2"/>
+          <w:sz w:val="20"/>
+          <w:lang w:val="en-US" w:eastAsia="zh-CN"/>
+          <w14:textFill>
+            <w14:solidFill>
+              <w14:schemeClr w14:val="tx1">
+                <w14:lumMod w14:val="95000"/>
+                <w14:lumOff w14:val="5000"/>
+              </w14:schemeClr>
+            </w14:solidFill>
+          </w14:textFill>
+        </w:rPr>
+      </w:pPr>
+      <w:r>
+        <w:rPr>
+          <w:rFonts w:hint="eastAsia" w:ascii="微软雅黑" w:hAnsi="微软雅黑" w:eastAsia="微软雅黑" w:cs="微软雅黑"/>
+          <w:b/>
           <w:color w:val="0D0D0D" w:themeColor="text1" w:themeTint="F2"/>
           <w:sz w:val="20"/>
           <w:lang w:val="en-US" w:eastAsia="zh-CN"/>
@@ -6693,7 +6704,7 @@
             </w14:solidFill>
           </w14:textFill>
         </w:rPr>
-        <w:t>能够使用AI完成产品设计+前端+后端+AI服务+云平台运维部署，完成全栈项目从设计开发到上线。</w:t>
+        <w:t>能够使用AI独立完成产品设计+前端+后端+AI服务+云平台运维部署，完成全栈项目从设计开发到上线。</w:t>
       </w:r>
     </w:p>
     <w:p>

--- a/面试准备大全/2.我的简历/詹志杰-AI应用开发-26100302.docx
+++ b/面试准备大全/2.我的简历/詹志杰-AI应用开发-26100302.docx
@@ -4177,24 +4177,6 @@
           <w:b w:val="0"/>
           <w:color w:val="0D0D0D" w:themeColor="text1" w:themeTint="F2"/>
           <w:sz w:val="20"/>
-          <w:lang w:val="en-US" w:eastAsia="zh-CN"/>
-          <w14:textFill>
-            <w14:solidFill>
-              <w14:schemeClr w14:val="tx1">
-                <w14:lumMod w14:val="95000"/>
-                <w14:lumOff w14:val="5000"/>
-              </w14:schemeClr>
-            </w14:solidFill>
-          </w14:textFill>
-        </w:rPr>
-        <w:t>QPS从300提升到800</w:t>
-      </w:r>
-      <w:r>
-        <w:rPr>
-          <w:rFonts w:hint="eastAsia" w:ascii="微软雅黑" w:hAnsi="微软雅黑" w:eastAsia="微软雅黑"/>
-          <w:b w:val="0"/>
-          <w:color w:val="0D0D0D" w:themeColor="text1" w:themeTint="F2"/>
-          <w:sz w:val="20"/>
           <w:lang w:eastAsia="zh-CN"/>
           <w14:textFill>
             <w14:solidFill>
@@ -4209,6 +4191,80 @@
       </w:r>
       <w:r>
         <w:rPr>
+          <w:rFonts w:hint="eastAsia" w:ascii="微软雅黑" w:hAnsi="微软雅黑" w:eastAsia="微软雅黑"/>
+          <w:b w:val="0"/>
+          <w:color w:val="0D0D0D" w:themeColor="text1" w:themeTint="F2"/>
+          <w:sz w:val="20"/>
+          <w:lang w:val="en-US" w:eastAsia="zh-CN"/>
+          <w14:textFill>
+            <w14:solidFill>
+              <w14:schemeClr w14:val="tx1">
+                <w14:lumMod w14:val="95000"/>
+                <w14:lumOff w14:val="5000"/>
+              </w14:schemeClr>
+            </w14:solidFill>
+          </w14:textFill>
+        </w:rPr>
+        <w:t>同等硬件配置下最大可持续TPS</w:t>
+      </w:r>
+      <w:bookmarkStart w:id="0" w:name="_GoBack"/>
+      <w:bookmarkEnd w:id="0"/>
+      <w:r>
+        <w:rPr>
+          <w:rFonts w:hint="eastAsia" w:ascii="微软雅黑" w:hAnsi="微软雅黑" w:eastAsia="微软雅黑"/>
+          <w:b w:val="0"/>
+          <w:color w:val="0D0D0D" w:themeColor="text1" w:themeTint="F2"/>
+          <w:sz w:val="20"/>
+          <w:lang w:val="en-US" w:eastAsia="zh-CN"/>
+          <w14:textFill>
+            <w14:solidFill>
+              <w14:schemeClr w14:val="tx1">
+                <w14:lumMod w14:val="95000"/>
+                <w14:lumOff w14:val="5000"/>
+              </w14:schemeClr>
+            </w14:solidFill>
+          </w14:textFill>
+        </w:rPr>
+        <w:t>从300提升到1000</w:t>
+      </w:r>
+      <w:r>
+        <w:rPr>
+          <w:rFonts w:hint="eastAsia" w:ascii="微软雅黑" w:hAnsi="微软雅黑" w:eastAsia="微软雅黑"/>
+          <w:b w:val="0"/>
+          <w:color w:val="0D0D0D" w:themeColor="text1" w:themeTint="F2"/>
+          <w:sz w:val="20"/>
+          <w:lang w:eastAsia="zh-CN"/>
+          <w14:textFill>
+            <w14:solidFill>
+              <w14:schemeClr w14:val="tx1">
+                <w14:lumMod w14:val="95000"/>
+                <w14:lumOff w14:val="5000"/>
+              </w14:schemeClr>
+            </w14:solidFill>
+          </w14:textFill>
+        </w:rPr>
+        <w:t>。</w:t>
+      </w:r>
+      <w:r>
+        <w:rPr>
+          <w:rFonts w:hint="eastAsia" w:ascii="微软雅黑" w:hAnsi="微软雅黑" w:eastAsia="微软雅黑"/>
+          <w:b w:val="0"/>
+          <w:color w:val="0D0D0D" w:themeColor="text1" w:themeTint="F2"/>
+          <w:sz w:val="20"/>
+          <w:lang w:val="en-US" w:eastAsia="zh-CN"/>
+          <w14:textFill>
+            <w14:solidFill>
+              <w14:schemeClr w14:val="tx1">
+                <w14:lumMod w14:val="95000"/>
+                <w14:lumOff w14:val="5000"/>
+              </w14:schemeClr>
+            </w14:solidFill>
+          </w14:textFill>
+        </w:rPr>
+        <w:t>对账服务</w:t>
+      </w:r>
+      <w:r>
+        <w:rPr>
           <w:rFonts w:ascii="微软雅黑" w:hAnsi="微软雅黑" w:eastAsia="微软雅黑"/>
           <w:b w:val="0"/>
           <w:color w:val="0D0D0D" w:themeColor="text1" w:themeTint="F2"/>
@@ -4240,7 +4296,7 @@
             </w14:solidFill>
           </w14:textFill>
         </w:rPr>
-        <w:t>的记账和对账</w:t>
+        <w:t>的对账</w:t>
       </w:r>
       <w:r>
         <w:rPr>
@@ -5285,24 +5341,57 @@
         </w:rPr>
         <w:t>几天</w:t>
       </w:r>
-      <w:bookmarkStart w:id="0" w:name="_GoBack"/>
-      <w:bookmarkEnd w:id="0"/>
-      <w:r>
-        <w:rPr>
-          <w:rFonts w:hint="eastAsia" w:ascii="微软雅黑" w:hAnsi="微软雅黑" w:eastAsia="微软雅黑"/>
-          <w:b w:val="0"/>
-          <w:color w:val="0D0D0D" w:themeColor="text1" w:themeTint="F2"/>
-          <w:sz w:val="20"/>
-          <w14:textFill>
-            <w14:solidFill>
-              <w14:schemeClr w14:val="tx1">
-                <w14:lumMod w14:val="95000"/>
-                <w14:lumOff w14:val="5000"/>
-              </w14:schemeClr>
-            </w14:solidFill>
-          </w14:textFill>
-        </w:rPr>
-        <w:t>降至10分钟，新客户接入效率提升1100%</w:t>
+      <w:r>
+        <w:rPr>
+          <w:rFonts w:hint="eastAsia" w:ascii="微软雅黑" w:hAnsi="微软雅黑" w:eastAsia="微软雅黑"/>
+          <w:b w:val="0"/>
+          <w:color w:val="0D0D0D" w:themeColor="text1" w:themeTint="F2"/>
+          <w:sz w:val="20"/>
+          <w14:textFill>
+            <w14:solidFill>
+              <w14:schemeClr w14:val="tx1">
+                <w14:lumMod w14:val="95000"/>
+                <w14:lumOff w14:val="5000"/>
+              </w14:schemeClr>
+            </w14:solidFill>
+          </w14:textFill>
+        </w:rPr>
+        <w:t>降至</w:t>
+      </w:r>
+      <w:r>
+        <w:rPr>
+          <w:rFonts w:hint="eastAsia" w:ascii="微软雅黑" w:hAnsi="微软雅黑" w:eastAsia="微软雅黑"/>
+          <w:b w:val="0"/>
+          <w:color w:val="0D0D0D" w:themeColor="text1" w:themeTint="F2"/>
+          <w:sz w:val="20"/>
+          <w:lang w:val="en-US" w:eastAsia="zh-CN"/>
+          <w14:textFill>
+            <w14:solidFill>
+              <w14:schemeClr w14:val="tx1">
+                <w14:lumMod w14:val="95000"/>
+                <w14:lumOff w14:val="5000"/>
+              </w14:schemeClr>
+            </w14:solidFill>
+          </w14:textFill>
+        </w:rPr>
+        <w:t>半小时</w:t>
+      </w:r>
+      <w:r>
+        <w:rPr>
+          <w:rFonts w:hint="eastAsia" w:ascii="微软雅黑" w:hAnsi="微软雅黑" w:eastAsia="微软雅黑"/>
+          <w:b w:val="0"/>
+          <w:color w:val="0D0D0D" w:themeColor="text1" w:themeTint="F2"/>
+          <w:sz w:val="20"/>
+          <w14:textFill>
+            <w14:solidFill>
+              <w14:schemeClr w14:val="tx1">
+                <w14:lumMod w14:val="95000"/>
+                <w14:lumOff w14:val="5000"/>
+              </w14:schemeClr>
+            </w14:solidFill>
+          </w14:textFill>
+        </w:rPr>
+        <w:t>，新客户接入效率提升1100%</w:t>
       </w:r>
     </w:p>
     <w:p>
@@ -5446,7 +5535,42 @@
             </w14:solidFill>
           </w14:textFill>
         </w:rPr>
-        <w:t>历史任职数据检索平均响应时间从1.2s降至150ms，查询性能提升700%</w:t>
+        <w:t>历史任职数据检索平均响应时间从</w:t>
+      </w:r>
+      <w:r>
+        <w:rPr>
+          <w:rFonts w:hint="eastAsia" w:ascii="微软雅黑" w:hAnsi="微软雅黑" w:eastAsia="微软雅黑"/>
+          <w:b w:val="0"/>
+          <w:color w:val="0D0D0D" w:themeColor="text1" w:themeTint="F2"/>
+          <w:sz w:val="20"/>
+          <w:lang w:val="en-US" w:eastAsia="zh-CN"/>
+          <w14:textFill>
+            <w14:solidFill>
+              <w14:schemeClr w14:val="tx1">
+                <w14:lumMod w14:val="95000"/>
+                <w14:lumOff w14:val="5000"/>
+              </w14:schemeClr>
+            </w14:solidFill>
+          </w14:textFill>
+        </w:rPr>
+        <w:t>3</w:t>
+      </w:r>
+      <w:r>
+        <w:rPr>
+          <w:rFonts w:hint="eastAsia" w:ascii="微软雅黑" w:hAnsi="微软雅黑" w:eastAsia="微软雅黑"/>
+          <w:b w:val="0"/>
+          <w:color w:val="0D0D0D" w:themeColor="text1" w:themeTint="F2"/>
+          <w:sz w:val="20"/>
+          <w14:textFill>
+            <w14:solidFill>
+              <w14:schemeClr w14:val="tx1">
+                <w14:lumMod w14:val="95000"/>
+                <w14:lumOff w14:val="5000"/>
+              </w14:schemeClr>
+            </w14:solidFill>
+          </w14:textFill>
+        </w:rPr>
+        <w:t>s降至150ms，查询性能提升700%</w:t>
       </w:r>
       <w:r>
         <w:rPr>

--- a/面试准备大全/2.我的简历/詹志杰-AI应用开发-26100302.docx
+++ b/面试准备大全/2.我的简历/詹志杰-AI应用开发-26100302.docx
@@ -1248,7 +1248,28 @@
             </w14:solidFill>
           </w14:textFill>
         </w:rPr>
-        <w:t>Python、FastAPI、LangChain、LangGraph、RAGFlow、MutiAgent</w:t>
+        <w:t>Python、FastAPI、LangChain、LangGraph、RAGFlow、Muti-</w:t>
+      </w:r>
+      <w:bookmarkStart w:id="0" w:name="_GoBack"/>
+      <w:bookmarkEnd w:id="0"/>
+      <w:r>
+        <w:rPr>
+          <w:rFonts w:hint="eastAsia" w:ascii="微软雅黑" w:hAnsi="微软雅黑" w:eastAsia="微软雅黑"/>
+          <w:b w:val="0"/>
+          <w:bCs/>
+          <w:color w:val="0D0D0D" w:themeColor="text1" w:themeTint="F2"/>
+          <w:sz w:val="20"/>
+          <w:lang w:val="en-US" w:eastAsia="zh-CN"/>
+          <w14:textFill>
+            <w14:solidFill>
+              <w14:schemeClr w14:val="tx1">
+                <w14:lumMod w14:val="95000"/>
+                <w14:lumOff w14:val="5000"/>
+              </w14:schemeClr>
+            </w14:solidFill>
+          </w14:textFill>
+        </w:rPr>
+        <w:t>Agent</w:t>
       </w:r>
     </w:p>
     <w:p>
@@ -4205,27 +4226,7 @@
             </w14:solidFill>
           </w14:textFill>
         </w:rPr>
-        <w:t>同等硬件配置下最大可持续TPS</w:t>
-      </w:r>
-      <w:bookmarkStart w:id="0" w:name="_GoBack"/>
-      <w:bookmarkEnd w:id="0"/>
-      <w:r>
-        <w:rPr>
-          <w:rFonts w:hint="eastAsia" w:ascii="微软雅黑" w:hAnsi="微软雅黑" w:eastAsia="微软雅黑"/>
-          <w:b w:val="0"/>
-          <w:color w:val="0D0D0D" w:themeColor="text1" w:themeTint="F2"/>
-          <w:sz w:val="20"/>
-          <w:lang w:val="en-US" w:eastAsia="zh-CN"/>
-          <w14:textFill>
-            <w14:solidFill>
-              <w14:schemeClr w14:val="tx1">
-                <w14:lumMod w14:val="95000"/>
-                <w14:lumOff w14:val="5000"/>
-              </w14:schemeClr>
-            </w14:solidFill>
-          </w14:textFill>
-        </w:rPr>
-        <w:t>从300提升到1000</w:t>
+        <w:t>同等硬件配置下最大可持续TPS从300提升到1000</w:t>
       </w:r>
       <w:r>
         <w:rPr>
@@ -6509,7 +6510,7 @@
             </w14:solidFill>
           </w14:textFill>
         </w:rPr>
-        <w:t>熟悉Kakfa、RabbitMQ等消息中间件。</w:t>
+        <w:t>熟悉Kafka、RabbitMQ等消息中间件。</w:t>
       </w:r>
     </w:p>
     <w:p>
